--- a/zht/docx/093.content.docx
+++ b/zht/docx/093.content.docx
@@ -128,19 +128,6 @@
           <w:lang w:val="zh_TW" w:bidi="zh_TW"/>
         </w:rPr>
         <w:t>la</w:t>
-      </w:r>
-      <w:r>
-        <w:rPr>
-          <w:lang w:val="zh_TW" w:bidi="zh_TW"/>
-        </w:rPr>
-      </w:r>
-    </w:p>
-    <w:p>
-      <w:pPr/>
-      <w:r>
-        <w:rPr>
-          <w:lang w:val="zh_TW" w:bidi="zh_TW"/>
-        </w:rPr>
       </w:r>
       <w:r>
         <w:rPr>

--- a/zht/docx/093.content.docx
+++ b/zht/docx/093.content.docx
@@ -19,7 +19,7 @@
         <w:rPr>
           <w:lang w:val="zh_TW" w:bidi="zh_TW"/>
         </w:rPr>
-        <w:t>Resource: 關鍵詞 (unfoldingWord)</w:t>
+        <w:t>Resource: unfoldingWord® Translation Words</w:t>
       </w:r>
       <w:r>
         <w:rPr>
@@ -90,7 +90,7 @@
         <w:rPr>
           <w:lang w:val="zh_TW" w:bidi="zh_TW"/>
         </w:rPr>
-        <w:t>關鍵詞 (unfoldingWord)</w:t>
+        <w:t>unfoldingWord® Translation Words</w:t>
       </w:r>
     </w:p>
     <w:p>

--- a/zht/docx/093.content.docx
+++ b/zht/docx/093.content.docx
@@ -1288,6 +1288,216 @@
         <w:rPr>
           <w:lang w:val="zh_TW" w:bidi="zh_TW"/>
         </w:rPr>
+        <w:t>拉法（利乏音）</w:t>
+      </w:r>
+      <w:r>
+        <w:rPr>
+          <w:lang w:val="zh_TW" w:bidi="zh_TW"/>
+        </w:rPr>
+      </w:r>
+    </w:p>
+    <w:p>
+      <w:pPr>
+        <w:pStyle w:val="Heading2"/>
+      </w:pPr>
+      <w:r>
+        <w:rPr>
+          <w:lang w:val="zh_TW" w:bidi="zh_TW"/>
+        </w:rPr>
+        <w:t>拉法</w:t>
+      </w:r>
+      <w:r>
+        <w:rPr>
+          <w:lang w:val="zh_TW" w:bidi="zh_TW"/>
+        </w:rPr>
+        <w:t>（</w:t>
+      </w:r>
+      <w:r>
+        <w:rPr>
+          <w:lang w:val="zh_TW" w:bidi="zh_TW"/>
+        </w:rPr>
+        <w:t>利乏音</w:t>
+      </w:r>
+      <w:r>
+        <w:rPr>
+          <w:lang w:val="zh_TW" w:bidi="zh_TW"/>
+        </w:rPr>
+        <w:t>）、利乏音人、利乏音谷</w:t>
+      </w:r>
+    </w:p>
+    <w:p>
+      <w:pPr>
+        <w:pStyle w:val="Heading3"/>
+      </w:pPr>
+      <w:r>
+        <w:rPr>
+          <w:lang w:val="zh_TW" w:bidi="zh_TW"/>
+        </w:rPr>
+        <w:t>史實：</w:t>
+      </w:r>
+    </w:p>
+    <w:p>
+      <w:pPr/>
+      <w:r>
+        <w:rPr>
+          <w:lang w:val="zh_TW" w:bidi="zh_TW"/>
+        </w:rPr>
+      </w:r>
+      <w:r>
+        <w:rPr>
+          <w:lang w:val="zh_TW" w:bidi="zh_TW"/>
+        </w:rPr>
+        <w:t>「拉法（Rapha，和合本譯為：利乏音）」這個詞是指居住在約旦河東側地區的民族名稱。它也用來指死者或他們的靈魂。「利乏音」的群體被稱為「利乏音族」或「利乏音人」。</w:t>
+      </w:r>
+    </w:p>
+    <w:p>
+      <w:pPr>
+        <w:pStyle w:val="ListBullet"/>
+        <w:spacing w:line="240" w:lineRule="auto"/>
+        <w:ind w:left="720"/>
+      </w:pPr>
+      <w:r>
+        <w:rPr>
+          <w:lang w:val="zh_TW" w:bidi="zh_TW"/>
+        </w:rPr>
+      </w:r>
+      <w:r>
+        <w:rPr>
+          <w:lang w:val="zh_TW" w:bidi="zh_TW"/>
+        </w:rPr>
+        <w:t>有一個山谷以這個民族命名，稱為「利乏音谷」，在舊約中提到六次。</w:t>
+      </w:r>
+    </w:p>
+    <w:p>
+      <w:pPr>
+        <w:pStyle w:val="ListBullet"/>
+        <w:spacing w:line="240" w:lineRule="auto"/>
+        <w:ind w:left="720"/>
+      </w:pPr>
+      <w:r>
+        <w:rPr>
+          <w:lang w:val="zh_TW" w:bidi="zh_TW"/>
+        </w:rPr>
+      </w:r>
+      <w:r>
+        <w:rPr>
+          <w:lang w:val="zh_TW" w:bidi="zh_TW"/>
+        </w:rPr>
+        <w:t>「拉法」是希伯來詞的音譯。很難確定「拉法」這個詞的確切含義，因此也難以確定「拉法」指的是哪種類型的存在：是一群活著的人、靈體還是半神的存在。出於這個原因，許多英語翻譯選擇將原始語言（希伯來語）詞音譯為「利乏音人」或「利乏音」。您在翻譯中可能也會採用相同的方法。</w:t>
+      </w:r>
+    </w:p>
+    <w:p>
+      <w:pPr>
+        <w:pStyle w:val="ListBullet"/>
+        <w:spacing w:line="240" w:lineRule="auto"/>
+        <w:ind w:left="720"/>
+      </w:pPr>
+      <w:r>
+        <w:rPr>
+          <w:lang w:val="zh_TW" w:bidi="zh_TW"/>
+        </w:rPr>
+      </w:r>
+      <w:r>
+        <w:rPr>
+          <w:lang w:val="zh_TW" w:bidi="zh_TW"/>
+        </w:rPr>
+        <w:t>在約伯記二十六章5節，詩篇八十八章10節，箴言二章18節，箴言九章18節，箴言二十一章16節，以賽亞書十四章9節，以賽亞書二十六章14節和以賽亞書二十六章19節中，這個詞指的是已死之人或他們的「陰魂」。</w:t>
+      </w:r>
+    </w:p>
+    <w:p>
+      <w:pPr>
+        <w:pStyle w:val="ListBullet"/>
+        <w:spacing w:line="240" w:lineRule="auto"/>
+        <w:ind w:left="720"/>
+      </w:pPr>
+      <w:r>
+        <w:rPr>
+          <w:lang w:val="zh_TW" w:bidi="zh_TW"/>
+        </w:rPr>
+      </w:r>
+      <w:r>
+        <w:rPr>
+          <w:lang w:val="zh_TW" w:bidi="zh_TW"/>
+        </w:rPr>
+        <w:t>在舊約的其他地方，「利乏音」一詞指的是由活著的人組成的特定民族。</w:t>
+      </w:r>
+    </w:p>
+    <w:p>
+      <w:pPr>
+        <w:pStyle w:val="ListBullet"/>
+        <w:spacing w:line="240" w:lineRule="auto"/>
+        <w:ind w:left="720"/>
+      </w:pPr>
+      <w:r>
+        <w:rPr>
+          <w:lang w:val="zh_TW" w:bidi="zh_TW"/>
+        </w:rPr>
+      </w:r>
+      <w:r>
+        <w:rPr>
+          <w:lang w:val="zh_TW" w:bidi="zh_TW"/>
+        </w:rPr>
+        <w:t>亞捫人稱利乏音人為「散送冥」（見申命記2:20）。</w:t>
+      </w:r>
+    </w:p>
+    <w:p>
+      <w:pPr>
+        <w:pStyle w:val="ListBullet"/>
+        <w:spacing w:line="240" w:lineRule="auto"/>
+        <w:ind w:left="720"/>
+      </w:pPr>
+      <w:r>
+        <w:rPr>
+          <w:lang w:val="zh_TW" w:bidi="zh_TW"/>
+        </w:rPr>
+      </w:r>
+      <w:r>
+        <w:rPr>
+          <w:lang w:val="zh_TW" w:bidi="zh_TW"/>
+        </w:rPr>
+        <w:t>這個詞「拉法」在舊約中每次出現都指的是活人的民族，除了在歷代志上八章2節和37節。在這兩處經文中，它指的是一個人的名字（每節經文中所指的人都不同）。</w:t>
+      </w:r>
+    </w:p>
+    <w:p>
+      <w:pPr/>
+      <w:r>
+        <w:rPr>
+          <w:lang w:val="zh_TW" w:bidi="zh_TW"/>
+        </w:rPr>
+      </w:r>
+      <w:r>
+        <w:rPr>
+          <w:lang w:val="zh_TW" w:bidi="zh_TW"/>
+        </w:rPr>
+        <w:t>（翻譯相關建議：如何翻譯名字、複製或借用詞彙）</w:t>
+      </w:r>
+      <w:r>
+        <w:rPr>
+          <w:lang w:val="zh_TW" w:bidi="zh_TW"/>
+        </w:rPr>
+      </w:r>
+      <w:r>
+        <w:rPr>
+          <w:lang w:val="zh_TW" w:bidi="zh_TW"/>
+        </w:rPr>
+      </w:r>
+    </w:p>
+    <w:p>
+      <w:pPr/>
+      <w:r>
+        <w:rPr>
+          <w:lang w:val="zh_TW" w:bidi="zh_TW"/>
+        </w:rPr>
+      </w:r>
+    </w:p>
+    <w:p>
+      <w:pPr>
+        <w:pStyle w:val="Heading2"/>
+      </w:pPr>
+      <w:r>
+        <w:rPr>
+          <w:lang w:val="zh_TW" w:bidi="zh_TW"/>
+        </w:rPr>
         <w:t>拉法、利乏音人、利乏音</w:t>
       </w:r>
       <w:r>
@@ -1387,216 +1597,6 @@
           <w:lang w:val="zh_TW" w:bidi="zh_TW"/>
         </w:rPr>
         <w:t>（翻譯相關建議：如何翻譯名字，複製或借用詞語）</w:t>
-      </w:r>
-      <w:r>
-        <w:rPr>
-          <w:lang w:val="zh_TW" w:bidi="zh_TW"/>
-        </w:rPr>
-      </w:r>
-      <w:r>
-        <w:rPr>
-          <w:lang w:val="zh_TW" w:bidi="zh_TW"/>
-        </w:rPr>
-      </w:r>
-    </w:p>
-    <w:p>
-      <w:pPr/>
-      <w:r>
-        <w:rPr>
-          <w:lang w:val="zh_TW" w:bidi="zh_TW"/>
-        </w:rPr>
-      </w:r>
-    </w:p>
-    <w:p>
-      <w:pPr>
-        <w:pStyle w:val="Heading2"/>
-      </w:pPr>
-      <w:r>
-        <w:rPr>
-          <w:lang w:val="zh_TW" w:bidi="zh_TW"/>
-        </w:rPr>
-        <w:t>拉法（利乏音）</w:t>
-      </w:r>
-      <w:r>
-        <w:rPr>
-          <w:lang w:val="zh_TW" w:bidi="zh_TW"/>
-        </w:rPr>
-      </w:r>
-    </w:p>
-    <w:p>
-      <w:pPr>
-        <w:pStyle w:val="Heading2"/>
-      </w:pPr>
-      <w:r>
-        <w:rPr>
-          <w:lang w:val="zh_TW" w:bidi="zh_TW"/>
-        </w:rPr>
-        <w:t>拉法</w:t>
-      </w:r>
-      <w:r>
-        <w:rPr>
-          <w:lang w:val="zh_TW" w:bidi="zh_TW"/>
-        </w:rPr>
-        <w:t>（</w:t>
-      </w:r>
-      <w:r>
-        <w:rPr>
-          <w:lang w:val="zh_TW" w:bidi="zh_TW"/>
-        </w:rPr>
-        <w:t>利乏音</w:t>
-      </w:r>
-      <w:r>
-        <w:rPr>
-          <w:lang w:val="zh_TW" w:bidi="zh_TW"/>
-        </w:rPr>
-        <w:t>）、利乏音人、利乏音谷</w:t>
-      </w:r>
-    </w:p>
-    <w:p>
-      <w:pPr>
-        <w:pStyle w:val="Heading3"/>
-      </w:pPr>
-      <w:r>
-        <w:rPr>
-          <w:lang w:val="zh_TW" w:bidi="zh_TW"/>
-        </w:rPr>
-        <w:t>史實：</w:t>
-      </w:r>
-    </w:p>
-    <w:p>
-      <w:pPr/>
-      <w:r>
-        <w:rPr>
-          <w:lang w:val="zh_TW" w:bidi="zh_TW"/>
-        </w:rPr>
-      </w:r>
-      <w:r>
-        <w:rPr>
-          <w:lang w:val="zh_TW" w:bidi="zh_TW"/>
-        </w:rPr>
-        <w:t>「拉法（Rapha，和合本譯為：利乏音）」這個詞是指居住在約旦河東側地區的民族名稱。它也用來指死者或他們的靈魂。「利乏音」的群體被稱為「利乏音族」或「利乏音人」。</w:t>
-      </w:r>
-    </w:p>
-    <w:p>
-      <w:pPr>
-        <w:pStyle w:val="ListBullet"/>
-        <w:spacing w:line="240" w:lineRule="auto"/>
-        <w:ind w:left="720"/>
-      </w:pPr>
-      <w:r>
-        <w:rPr>
-          <w:lang w:val="zh_TW" w:bidi="zh_TW"/>
-        </w:rPr>
-      </w:r>
-      <w:r>
-        <w:rPr>
-          <w:lang w:val="zh_TW" w:bidi="zh_TW"/>
-        </w:rPr>
-        <w:t>有一個山谷以這個民族命名，稱為「利乏音谷」，在舊約中提到六次。</w:t>
-      </w:r>
-    </w:p>
-    <w:p>
-      <w:pPr>
-        <w:pStyle w:val="ListBullet"/>
-        <w:spacing w:line="240" w:lineRule="auto"/>
-        <w:ind w:left="720"/>
-      </w:pPr>
-      <w:r>
-        <w:rPr>
-          <w:lang w:val="zh_TW" w:bidi="zh_TW"/>
-        </w:rPr>
-      </w:r>
-      <w:r>
-        <w:rPr>
-          <w:lang w:val="zh_TW" w:bidi="zh_TW"/>
-        </w:rPr>
-        <w:t>「拉法」是希伯來詞的音譯。很難確定「拉法」這個詞的確切含義，因此也難以確定「拉法」指的是哪種類型的存在：是一群活著的人、靈體還是半神的存在。出於這個原因，許多英語翻譯選擇將原始語言（希伯來語）詞音譯為「利乏音人」或「利乏音」。您在翻譯中可能也會採用相同的方法。</w:t>
-      </w:r>
-    </w:p>
-    <w:p>
-      <w:pPr>
-        <w:pStyle w:val="ListBullet"/>
-        <w:spacing w:line="240" w:lineRule="auto"/>
-        <w:ind w:left="720"/>
-      </w:pPr>
-      <w:r>
-        <w:rPr>
-          <w:lang w:val="zh_TW" w:bidi="zh_TW"/>
-        </w:rPr>
-      </w:r>
-      <w:r>
-        <w:rPr>
-          <w:lang w:val="zh_TW" w:bidi="zh_TW"/>
-        </w:rPr>
-        <w:t>在約伯記二十六章5節，詩篇八十八章10節，箴言二章18節，箴言九章18節，箴言二十一章16節，以賽亞書十四章9節，以賽亞書二十六章14節和以賽亞書二十六章19節中，這個詞指的是已死之人或他們的「陰魂」。</w:t>
-      </w:r>
-    </w:p>
-    <w:p>
-      <w:pPr>
-        <w:pStyle w:val="ListBullet"/>
-        <w:spacing w:line="240" w:lineRule="auto"/>
-        <w:ind w:left="720"/>
-      </w:pPr>
-      <w:r>
-        <w:rPr>
-          <w:lang w:val="zh_TW" w:bidi="zh_TW"/>
-        </w:rPr>
-      </w:r>
-      <w:r>
-        <w:rPr>
-          <w:lang w:val="zh_TW" w:bidi="zh_TW"/>
-        </w:rPr>
-        <w:t>在舊約的其他地方，「利乏音」一詞指的是由活著的人組成的特定民族。</w:t>
-      </w:r>
-    </w:p>
-    <w:p>
-      <w:pPr>
-        <w:pStyle w:val="ListBullet"/>
-        <w:spacing w:line="240" w:lineRule="auto"/>
-        <w:ind w:left="720"/>
-      </w:pPr>
-      <w:r>
-        <w:rPr>
-          <w:lang w:val="zh_TW" w:bidi="zh_TW"/>
-        </w:rPr>
-      </w:r>
-      <w:r>
-        <w:rPr>
-          <w:lang w:val="zh_TW" w:bidi="zh_TW"/>
-        </w:rPr>
-        <w:t>亞捫人稱利乏音人為「散送冥」（見申命記2:20）。</w:t>
-      </w:r>
-    </w:p>
-    <w:p>
-      <w:pPr>
-        <w:pStyle w:val="ListBullet"/>
-        <w:spacing w:line="240" w:lineRule="auto"/>
-        <w:ind w:left="720"/>
-      </w:pPr>
-      <w:r>
-        <w:rPr>
-          <w:lang w:val="zh_TW" w:bidi="zh_TW"/>
-        </w:rPr>
-      </w:r>
-      <w:r>
-        <w:rPr>
-          <w:lang w:val="zh_TW" w:bidi="zh_TW"/>
-        </w:rPr>
-        <w:t>這個詞「拉法」在舊約中每次出現都指的是活人的民族，除了在歷代志上八章2節和37節。在這兩處經文中，它指的是一個人的名字（每節經文中所指的人都不同）。</w:t>
-      </w:r>
-    </w:p>
-    <w:p>
-      <w:pPr/>
-      <w:r>
-        <w:rPr>
-          <w:lang w:val="zh_TW" w:bidi="zh_TW"/>
-        </w:rPr>
-      </w:r>
-      <w:r>
-        <w:rPr>
-          <w:lang w:val="zh_TW" w:bidi="zh_TW"/>
-        </w:rPr>
-        <w:t>（翻譯相關建議：如何翻譯名字、複製或借用詞彙）</w:t>
       </w:r>
       <w:r>
         <w:rPr>
